--- a/word/表19  ECMO 治疗启动参数设置与初始管理表(2).docx
+++ b/word/表19  ECMO 治疗启动参数设置与初始管理表(2).docx
@@ -4,6 +4,8 @@
   <w:body>
     <w:p>
       <w:pPr>
+        <w:snapToGrid w:val="0"/>
+        <w:spacing w:after="0" w:line="240" w:lineRule="auto"/>
         <w:jc w:val="center"/>
         <w:rPr>
           <w:rFonts w:ascii="Times New Roman Regular" w:hAnsi="Times New Roman Regular" w:cs="Times New Roman Regular"/>
@@ -66,6 +68,11 @@
         <w:tblStyle w:val="ab"/>
         <w:tblW w:w="10497" w:type="dxa"/>
         <w:tblInd w:w="-5" w:type="dxa"/>
+        <w:tblLayout w:type="fixed"/>
+        <w:tblCellMar>
+          <w:left w:w="20" w:type="dxa"/>
+          <w:right w:w="20" w:type="dxa"/>
+        </w:tblCellMar>
         <w:tblLook w:val="04A0" w:firstRow="1" w:lastRow="0" w:firstColumn="1" w:lastColumn="0" w:noHBand="0" w:noVBand="1"/>
       </w:tblPr>
       <w:tblGrid>
@@ -85,9 +92,6 @@
         <w:gridCol w:w="1566"/>
       </w:tblGrid>
       <w:tr>
-        <w:trPr>
-          <w:trHeight w:val="69"/>
-        </w:trPr>
         <w:tc>
           <w:tcPr>
             <w:tcW w:w="10497" w:type="dxa"/>
@@ -96,6 +100,7 @@
           </w:tcPr>
           <w:p>
             <w:pPr>
+              <w:snapToGrid w:val="0"/>
               <w:spacing w:after="0" w:line="240" w:lineRule="auto"/>
               <w:rPr>
                 <w:rFonts w:ascii="Times New Roman Regular" w:hAnsi="Times New Roman Regular" w:cs="Times New Roman Regular"/>
@@ -155,9 +160,6 @@
         </w:tc>
       </w:tr>
       <w:tr>
-        <w:trPr>
-          <w:trHeight w:val="69"/>
-        </w:trPr>
         <w:tc>
           <w:tcPr>
             <w:tcW w:w="709" w:type="dxa"/>
@@ -165,6 +167,7 @@
           </w:tcPr>
           <w:p>
             <w:pPr>
+              <w:snapToGrid w:val="0"/>
               <w:spacing w:after="0" w:line="240" w:lineRule="auto"/>
               <w:jc w:val="center"/>
               <w:rPr>
@@ -189,6 +192,7 @@
           </w:tcPr>
           <w:p>
             <w:pPr>
+              <w:snapToGrid w:val="0"/>
               <w:spacing w:after="0" w:line="240" w:lineRule="auto"/>
               <w:rPr>
                 <w:rFonts w:ascii="Times New Roman Regular" w:hAnsi="Times New Roman Regular" w:cs="Times New Roman Regular"/>
@@ -205,6 +209,7 @@
           </w:tcPr>
           <w:p>
             <w:pPr>
+              <w:snapToGrid w:val="0"/>
               <w:spacing w:after="0" w:line="240" w:lineRule="auto"/>
               <w:jc w:val="center"/>
               <w:rPr>
@@ -229,6 +234,7 @@
           </w:tcPr>
           <w:p>
             <w:pPr>
+              <w:snapToGrid w:val="0"/>
               <w:spacing w:after="0" w:line="240" w:lineRule="auto"/>
               <w:rPr>
                 <w:rFonts w:ascii="Times New Roman Regular" w:hAnsi="Times New Roman Regular" w:cs="Times New Roman Regular"/>
@@ -246,6 +252,7 @@
           </w:tcPr>
           <w:p>
             <w:pPr>
+              <w:snapToGrid w:val="0"/>
               <w:spacing w:after="0" w:line="240" w:lineRule="auto"/>
               <w:jc w:val="center"/>
               <w:rPr>
@@ -269,6 +276,7 @@
           </w:tcPr>
           <w:p>
             <w:pPr>
+              <w:snapToGrid w:val="0"/>
               <w:spacing w:after="0" w:line="240" w:lineRule="auto"/>
               <w:rPr>
                 <w:rFonts w:ascii="Times New Roman Regular" w:hAnsi="Times New Roman Regular" w:cs="Times New Roman Regular"/>
@@ -316,9 +324,6 @@
         </w:tc>
       </w:tr>
       <w:tr>
-        <w:trPr>
-          <w:trHeight w:val="69"/>
-        </w:trPr>
         <w:tc>
           <w:tcPr>
             <w:tcW w:w="709" w:type="dxa"/>
@@ -326,6 +331,7 @@
           </w:tcPr>
           <w:p>
             <w:pPr>
+              <w:snapToGrid w:val="0"/>
               <w:spacing w:after="0" w:line="240" w:lineRule="auto"/>
               <w:jc w:val="center"/>
               <w:rPr>
@@ -350,6 +356,7 @@
           </w:tcPr>
           <w:p>
             <w:pPr>
+              <w:snapToGrid w:val="0"/>
               <w:spacing w:after="0" w:line="240" w:lineRule="auto"/>
               <w:rPr>
                 <w:rFonts w:ascii="Times New Roman Regular" w:hAnsi="Times New Roman Regular" w:cs="Times New Roman Regular"/>
@@ -378,6 +385,7 @@
           </w:tcPr>
           <w:p>
             <w:pPr>
+              <w:snapToGrid w:val="0"/>
               <w:spacing w:after="0" w:line="240" w:lineRule="auto"/>
               <w:jc w:val="center"/>
               <w:rPr>
@@ -402,6 +410,7 @@
           </w:tcPr>
           <w:p>
             <w:pPr>
+              <w:snapToGrid w:val="0"/>
               <w:spacing w:after="0" w:line="240" w:lineRule="auto"/>
               <w:rPr>
                 <w:rFonts w:ascii="Times New Roman Regular" w:hAnsi="Times New Roman Regular" w:cs="Times New Roman Regular"/>
@@ -441,6 +450,7 @@
           </w:tcPr>
           <w:p>
             <w:pPr>
+              <w:snapToGrid w:val="0"/>
               <w:spacing w:after="0" w:line="240" w:lineRule="auto"/>
               <w:jc w:val="center"/>
               <w:rPr>
@@ -464,6 +474,7 @@
           </w:tcPr>
           <w:p>
             <w:pPr>
+              <w:snapToGrid w:val="0"/>
               <w:spacing w:after="0" w:line="240" w:lineRule="auto"/>
               <w:rPr>
                 <w:rFonts w:ascii="Times New Roman Regular" w:hAnsi="Times New Roman Regular" w:cs="Times New Roman Regular"/>
@@ -485,9 +496,6 @@
         </w:tc>
       </w:tr>
       <w:tr>
-        <w:trPr>
-          <w:trHeight w:val="69"/>
-        </w:trPr>
         <w:tc>
           <w:tcPr>
             <w:tcW w:w="709" w:type="dxa"/>
@@ -495,6 +503,7 @@
           </w:tcPr>
           <w:p>
             <w:pPr>
+              <w:snapToGrid w:val="0"/>
               <w:spacing w:after="0" w:line="240" w:lineRule="auto"/>
               <w:jc w:val="center"/>
               <w:rPr>
@@ -519,6 +528,7 @@
           </w:tcPr>
           <w:p>
             <w:pPr>
+              <w:snapToGrid w:val="0"/>
               <w:spacing w:after="0" w:line="240" w:lineRule="auto"/>
               <w:rPr>
                 <w:rFonts w:ascii="Times New Roman Regular" w:hAnsi="Times New Roman Regular" w:cs="Times New Roman Regular"/>
@@ -541,6 +551,7 @@
           </w:tcPr>
           <w:p>
             <w:pPr>
+              <w:snapToGrid w:val="0"/>
               <w:spacing w:after="0" w:line="240" w:lineRule="auto"/>
               <w:jc w:val="center"/>
               <w:rPr>
@@ -565,6 +576,7 @@
           </w:tcPr>
           <w:p>
             <w:pPr>
+              <w:snapToGrid w:val="0"/>
               <w:spacing w:after="0" w:line="240" w:lineRule="auto"/>
               <w:rPr>
                 <w:rFonts w:ascii="Times New Roman Regular" w:hAnsi="Times New Roman Regular" w:cs="Times New Roman Regular"/>
@@ -634,6 +646,7 @@
           </w:tcPr>
           <w:p>
             <w:pPr>
+              <w:snapToGrid w:val="0"/>
               <w:spacing w:after="0" w:line="240" w:lineRule="auto"/>
               <w:jc w:val="center"/>
               <w:rPr>
@@ -657,6 +670,7 @@
           </w:tcPr>
           <w:p>
             <w:pPr>
+              <w:snapToGrid w:val="0"/>
               <w:spacing w:after="0" w:line="240" w:lineRule="auto"/>
               <w:rPr>
                 <w:rFonts w:ascii="Times New Roman Regular" w:hAnsi="Times New Roman Regular" w:cs="Times New Roman Regular"/>
@@ -672,9 +686,6 @@
         </w:tc>
       </w:tr>
       <w:tr>
-        <w:trPr>
-          <w:trHeight w:val="69"/>
-        </w:trPr>
         <w:tc>
           <w:tcPr>
             <w:tcW w:w="10497" w:type="dxa"/>
@@ -684,6 +695,7 @@
           </w:tcPr>
           <w:p>
             <w:pPr>
+              <w:snapToGrid w:val="0"/>
               <w:spacing w:after="0" w:line="240" w:lineRule="auto"/>
               <w:rPr>
                 <w:rFonts w:ascii="Times New Roman Regular" w:hAnsi="Times New Roman Regular" w:cs="Times New Roman Regular"/>
@@ -751,9 +763,6 @@
         </w:tc>
       </w:tr>
       <w:tr>
-        <w:trPr>
-          <w:trHeight w:val="69"/>
-        </w:trPr>
         <w:tc>
           <w:tcPr>
             <w:tcW w:w="10497" w:type="dxa"/>
@@ -763,6 +772,7 @@
           </w:tcPr>
           <w:p>
             <w:pPr>
+              <w:snapToGrid w:val="0"/>
               <w:spacing w:after="0" w:line="240" w:lineRule="auto"/>
               <w:rPr>
                 <w:rFonts w:ascii="Times New Roman Regular" w:hAnsi="Times New Roman Regular" w:cs="Times New Roman Regular"/>
@@ -846,9 +856,6 @@
         </w:tc>
       </w:tr>
       <w:tr>
-        <w:trPr>
-          <w:trHeight w:val="69"/>
-        </w:trPr>
         <w:tc>
           <w:tcPr>
             <w:tcW w:w="1533" w:type="dxa"/>
@@ -857,6 +864,7 @@
           </w:tcPr>
           <w:p>
             <w:pPr>
+              <w:snapToGrid w:val="0"/>
               <w:spacing w:after="0" w:line="240" w:lineRule="auto"/>
               <w:jc w:val="center"/>
               <w:rPr>
@@ -883,6 +891,7 @@
           </w:tcPr>
           <w:p>
             <w:pPr>
+              <w:snapToGrid w:val="0"/>
               <w:spacing w:after="0" w:line="240" w:lineRule="auto"/>
               <w:jc w:val="center"/>
               <w:rPr>
@@ -917,6 +926,7 @@
           </w:tcPr>
           <w:p>
             <w:pPr>
+              <w:snapToGrid w:val="0"/>
               <w:spacing w:after="0" w:line="240" w:lineRule="auto"/>
               <w:jc w:val="center"/>
               <w:rPr>
@@ -951,6 +961,7 @@
           </w:tcPr>
           <w:p>
             <w:pPr>
+              <w:snapToGrid w:val="0"/>
               <w:spacing w:after="0" w:line="240" w:lineRule="auto"/>
               <w:jc w:val="center"/>
               <w:rPr>
@@ -971,9 +982,6 @@
         </w:tc>
       </w:tr>
       <w:tr>
-        <w:trPr>
-          <w:trHeight w:val="69"/>
-        </w:trPr>
         <w:tc>
           <w:tcPr>
             <w:tcW w:w="1533" w:type="dxa"/>
@@ -982,6 +990,7 @@
           </w:tcPr>
           <w:p>
             <w:pPr>
+              <w:snapToGrid w:val="0"/>
               <w:spacing w:after="0" w:line="240" w:lineRule="auto"/>
               <w:jc w:val="center"/>
               <w:rPr>
@@ -1006,6 +1015,7 @@
           </w:tcPr>
           <w:p>
             <w:pPr>
+              <w:snapToGrid w:val="0"/>
               <w:spacing w:after="0" w:line="240" w:lineRule="auto"/>
               <w:rPr>
                 <w:rFonts w:ascii="Times New Roman Regular" w:hAnsi="Times New Roman Regular" w:cs="Times New Roman Regular"/>
@@ -1029,6 +1039,7 @@
           </w:tcPr>
           <w:p>
             <w:pPr>
+              <w:snapToGrid w:val="0"/>
               <w:spacing w:after="0" w:line="240" w:lineRule="auto"/>
               <w:jc w:val="center"/>
               <w:rPr>
@@ -1071,6 +1082,7 @@
           </w:tcPr>
           <w:p>
             <w:pPr>
+              <w:snapToGrid w:val="0"/>
               <w:spacing w:after="0" w:line="240" w:lineRule="auto"/>
               <w:jc w:val="center"/>
               <w:rPr>
@@ -1101,9 +1113,6 @@
         </w:tc>
       </w:tr>
       <w:tr>
-        <w:trPr>
-          <w:trHeight w:val="69"/>
-        </w:trPr>
         <w:tc>
           <w:tcPr>
             <w:tcW w:w="1533" w:type="dxa"/>
@@ -1112,6 +1121,7 @@
           </w:tcPr>
           <w:p>
             <w:pPr>
+              <w:snapToGrid w:val="0"/>
               <w:spacing w:after="0" w:line="240" w:lineRule="auto"/>
               <w:jc w:val="center"/>
               <w:rPr>
@@ -1136,6 +1146,7 @@
           </w:tcPr>
           <w:p>
             <w:pPr>
+              <w:snapToGrid w:val="0"/>
               <w:spacing w:after="0" w:line="240" w:lineRule="auto"/>
               <w:rPr>
                 <w:rFonts w:ascii="Times New Roman Regular" w:hAnsi="Times New Roman Regular" w:cs="Times New Roman Regular"/>
@@ -1159,6 +1170,7 @@
           </w:tcPr>
           <w:p>
             <w:pPr>
+              <w:snapToGrid w:val="0"/>
               <w:spacing w:after="0" w:line="240" w:lineRule="auto"/>
               <w:jc w:val="center"/>
               <w:rPr>
@@ -1183,6 +1195,7 @@
           </w:tcPr>
           <w:p>
             <w:pPr>
+              <w:snapToGrid w:val="0"/>
               <w:spacing w:after="0" w:line="240" w:lineRule="auto"/>
               <w:jc w:val="center"/>
               <w:rPr>
@@ -1201,9 +1214,6 @@
         </w:tc>
       </w:tr>
       <w:tr>
-        <w:trPr>
-          <w:trHeight w:val="69"/>
-        </w:trPr>
         <w:tc>
           <w:tcPr>
             <w:tcW w:w="1533" w:type="dxa"/>
@@ -1213,6 +1223,7 @@
           </w:tcPr>
           <w:p>
             <w:pPr>
+              <w:snapToGrid w:val="0"/>
               <w:spacing w:after="0" w:line="240" w:lineRule="auto"/>
               <w:jc w:val="center"/>
               <w:rPr>
@@ -1238,6 +1249,7 @@
           </w:tcPr>
           <w:p>
             <w:pPr>
+              <w:snapToGrid w:val="0"/>
               <w:spacing w:after="0" w:line="240" w:lineRule="auto"/>
               <w:rPr>
                 <w:rFonts w:ascii="Times New Roman Regular" w:hAnsi="Times New Roman Regular" w:cs="Times New Roman Regular"/>
@@ -1262,6 +1274,7 @@
           </w:tcPr>
           <w:p>
             <w:pPr>
+              <w:snapToGrid w:val="0"/>
               <w:spacing w:after="0" w:line="240" w:lineRule="auto"/>
               <w:jc w:val="center"/>
               <w:rPr>
@@ -1287,6 +1300,7 @@
           </w:tcPr>
           <w:p>
             <w:pPr>
+              <w:snapToGrid w:val="0"/>
               <w:spacing w:after="0" w:line="240" w:lineRule="auto"/>
               <w:jc w:val="center"/>
               <w:rPr>
@@ -1323,9 +1337,6 @@
         </w:tc>
       </w:tr>
       <w:tr>
-        <w:trPr>
-          <w:trHeight w:val="69"/>
-        </w:trPr>
         <w:tc>
           <w:tcPr>
             <w:tcW w:w="1533" w:type="dxa"/>
@@ -1335,6 +1346,7 @@
           </w:tcPr>
           <w:p>
             <w:pPr>
+              <w:snapToGrid w:val="0"/>
               <w:spacing w:after="0" w:line="240" w:lineRule="auto"/>
               <w:jc w:val="center"/>
               <w:rPr>
@@ -1372,6 +1384,7 @@
           </w:tcPr>
           <w:p>
             <w:pPr>
+              <w:snapToGrid w:val="0"/>
               <w:spacing w:after="0" w:line="240" w:lineRule="auto"/>
               <w:rPr>
                 <w:rFonts w:ascii="Times New Roman Regular" w:hAnsi="Times New Roman Regular" w:cs="Times New Roman Regular"/>
@@ -1420,6 +1433,7 @@
           </w:tcPr>
           <w:p>
             <w:pPr>
+              <w:snapToGrid w:val="0"/>
               <w:spacing w:after="0" w:line="240" w:lineRule="auto"/>
               <w:jc w:val="center"/>
               <w:rPr>
@@ -1469,6 +1483,7 @@
           </w:tcPr>
           <w:p>
             <w:pPr>
+              <w:snapToGrid w:val="0"/>
               <w:spacing w:after="0" w:line="240" w:lineRule="auto"/>
               <w:jc w:val="center"/>
               <w:rPr>
@@ -1487,9 +1502,6 @@
         </w:tc>
       </w:tr>
       <w:tr>
-        <w:trPr>
-          <w:trHeight w:val="69"/>
-        </w:trPr>
         <w:tc>
           <w:tcPr>
             <w:tcW w:w="1533" w:type="dxa"/>
@@ -1499,6 +1511,7 @@
           </w:tcPr>
           <w:p>
             <w:pPr>
+              <w:snapToGrid w:val="0"/>
               <w:spacing w:after="0" w:line="240" w:lineRule="auto"/>
               <w:jc w:val="center"/>
               <w:rPr>
@@ -1534,6 +1547,7 @@
           </w:tcPr>
           <w:p>
             <w:pPr>
+              <w:snapToGrid w:val="0"/>
               <w:spacing w:after="0" w:line="240" w:lineRule="auto"/>
               <w:rPr>
                 <w:rFonts w:ascii="Times New Roman Regular" w:hAnsi="Times New Roman Regular" w:cs="Times New Roman Regular"/>
@@ -1586,6 +1600,7 @@
           </w:tcPr>
           <w:p>
             <w:pPr>
+              <w:snapToGrid w:val="0"/>
               <w:spacing w:after="0" w:line="240" w:lineRule="auto"/>
               <w:jc w:val="center"/>
               <w:rPr>
@@ -1639,6 +1654,7 @@
           </w:tcPr>
           <w:p>
             <w:pPr>
+              <w:snapToGrid w:val="0"/>
               <w:spacing w:after="0" w:line="240" w:lineRule="auto"/>
               <w:jc w:val="center"/>
               <w:rPr>
@@ -1709,9 +1725,6 @@
         </w:tc>
       </w:tr>
       <w:tr>
-        <w:trPr>
-          <w:trHeight w:val="69"/>
-        </w:trPr>
         <w:tc>
           <w:tcPr>
             <w:tcW w:w="1533" w:type="dxa"/>
@@ -1720,6 +1733,7 @@
           </w:tcPr>
           <w:p>
             <w:pPr>
+              <w:snapToGrid w:val="0"/>
               <w:spacing w:after="0" w:line="240" w:lineRule="auto"/>
               <w:jc w:val="center"/>
               <w:rPr>
@@ -1756,6 +1770,7 @@
           </w:tcPr>
           <w:p>
             <w:pPr>
+              <w:snapToGrid w:val="0"/>
               <w:spacing w:after="0" w:line="240" w:lineRule="auto"/>
               <w:rPr>
                 <w:rFonts w:ascii="Times New Roman Regular" w:hAnsi="Times New Roman Regular" w:cs="Times New Roman Regular"/>
@@ -1785,6 +1800,7 @@
           </w:tcPr>
           <w:p>
             <w:pPr>
+              <w:snapToGrid w:val="0"/>
               <w:spacing w:after="0" w:line="240" w:lineRule="auto"/>
               <w:jc w:val="center"/>
               <w:rPr>
@@ -1815,6 +1831,7 @@
           </w:tcPr>
           <w:p>
             <w:pPr>
+              <w:snapToGrid w:val="0"/>
               <w:spacing w:after="0" w:line="240" w:lineRule="auto"/>
               <w:jc w:val="center"/>
               <w:rPr>
@@ -1833,9 +1850,6 @@
         </w:tc>
       </w:tr>
       <w:tr>
-        <w:trPr>
-          <w:trHeight w:val="69"/>
-        </w:trPr>
         <w:tc>
           <w:tcPr>
             <w:tcW w:w="10497" w:type="dxa"/>
@@ -1844,6 +1858,7 @@
           </w:tcPr>
           <w:p>
             <w:pPr>
+              <w:snapToGrid w:val="0"/>
               <w:spacing w:after="0" w:line="240" w:lineRule="auto"/>
               <w:jc w:val="both"/>
               <w:rPr>
@@ -1936,9 +1951,6 @@
         </w:tc>
       </w:tr>
       <w:tr>
-        <w:trPr>
-          <w:trHeight w:val="69"/>
-        </w:trPr>
         <w:tc>
           <w:tcPr>
             <w:tcW w:w="1533" w:type="dxa"/>
@@ -1947,6 +1959,7 @@
           </w:tcPr>
           <w:p>
             <w:pPr>
+              <w:snapToGrid w:val="0"/>
               <w:spacing w:after="0" w:line="240" w:lineRule="auto"/>
               <w:jc w:val="center"/>
               <w:rPr>
@@ -1973,6 +1986,7 @@
           </w:tcPr>
           <w:p>
             <w:pPr>
+              <w:snapToGrid w:val="0"/>
               <w:spacing w:after="0" w:line="240" w:lineRule="auto"/>
               <w:jc w:val="center"/>
               <w:rPr>
@@ -2007,6 +2021,7 @@
           </w:tcPr>
           <w:p>
             <w:pPr>
+              <w:snapToGrid w:val="0"/>
               <w:spacing w:after="0" w:line="240" w:lineRule="auto"/>
               <w:jc w:val="center"/>
               <w:rPr>
@@ -2041,6 +2056,7 @@
           </w:tcPr>
           <w:p>
             <w:pPr>
+              <w:snapToGrid w:val="0"/>
               <w:spacing w:after="0" w:line="240" w:lineRule="auto"/>
               <w:jc w:val="center"/>
               <w:rPr>
@@ -2069,9 +2085,6 @@
         </w:tc>
       </w:tr>
       <w:tr>
-        <w:trPr>
-          <w:trHeight w:val="69"/>
-        </w:trPr>
         <w:tc>
           <w:tcPr>
             <w:tcW w:w="1533" w:type="dxa"/>
@@ -2079,6 +2092,7 @@
           </w:tcPr>
           <w:p>
             <w:pPr>
+              <w:snapToGrid w:val="0"/>
               <w:spacing w:after="0" w:line="240" w:lineRule="auto"/>
               <w:jc w:val="center"/>
               <w:rPr>
@@ -2100,6 +2114,7 @@
           </w:tcPr>
           <w:p>
             <w:pPr>
+              <w:snapToGrid w:val="0"/>
               <w:spacing w:after="0" w:line="240" w:lineRule="auto"/>
               <w:jc w:val="center"/>
               <w:rPr>
@@ -2121,6 +2136,7 @@
           </w:tcPr>
           <w:p>
             <w:pPr>
+              <w:snapToGrid w:val="0"/>
               <w:spacing w:after="0" w:line="240" w:lineRule="auto"/>
               <w:jc w:val="center"/>
               <w:rPr>
@@ -2142,6 +2158,7 @@
           </w:tcPr>
           <w:p>
             <w:pPr>
+              <w:snapToGrid w:val="0"/>
               <w:spacing w:after="0" w:line="240" w:lineRule="auto"/>
               <w:jc w:val="center"/>
               <w:rPr>
@@ -2158,9 +2175,6 @@
         </w:tc>
       </w:tr>
       <w:tr>
-        <w:trPr>
-          <w:trHeight w:val="69"/>
-        </w:trPr>
         <w:tc>
           <w:tcPr>
             <w:tcW w:w="1533" w:type="dxa"/>
@@ -2168,6 +2182,7 @@
           </w:tcPr>
           <w:p>
             <w:pPr>
+              <w:snapToGrid w:val="0"/>
               <w:spacing w:after="0" w:line="240" w:lineRule="auto"/>
               <w:jc w:val="center"/>
               <w:rPr>
@@ -2189,6 +2204,7 @@
           </w:tcPr>
           <w:p>
             <w:pPr>
+              <w:snapToGrid w:val="0"/>
               <w:spacing w:after="0" w:line="240" w:lineRule="auto"/>
               <w:jc w:val="center"/>
               <w:rPr>
@@ -2210,6 +2226,7 @@
           </w:tcPr>
           <w:p>
             <w:pPr>
+              <w:snapToGrid w:val="0"/>
               <w:spacing w:after="0" w:line="240" w:lineRule="auto"/>
               <w:jc w:val="center"/>
               <w:rPr>
@@ -2231,6 +2248,7 @@
           </w:tcPr>
           <w:p>
             <w:pPr>
+              <w:snapToGrid w:val="0"/>
               <w:spacing w:after="0" w:line="240" w:lineRule="auto"/>
               <w:jc w:val="center"/>
               <w:rPr>
@@ -2247,9 +2265,6 @@
         </w:tc>
       </w:tr>
       <w:tr>
-        <w:trPr>
-          <w:trHeight w:val="69"/>
-        </w:trPr>
         <w:tc>
           <w:tcPr>
             <w:tcW w:w="1533" w:type="dxa"/>
@@ -2257,6 +2272,7 @@
           </w:tcPr>
           <w:p>
             <w:pPr>
+              <w:snapToGrid w:val="0"/>
               <w:spacing w:after="0" w:line="240" w:lineRule="auto"/>
               <w:jc w:val="center"/>
               <w:rPr>
@@ -2278,6 +2294,7 @@
           </w:tcPr>
           <w:p>
             <w:pPr>
+              <w:snapToGrid w:val="0"/>
               <w:spacing w:after="0" w:line="240" w:lineRule="auto"/>
               <w:jc w:val="center"/>
               <w:rPr>
@@ -2299,6 +2316,7 @@
           </w:tcPr>
           <w:p>
             <w:pPr>
+              <w:snapToGrid w:val="0"/>
               <w:spacing w:after="0" w:line="240" w:lineRule="auto"/>
               <w:jc w:val="center"/>
               <w:rPr>
@@ -2320,6 +2338,7 @@
           </w:tcPr>
           <w:p>
             <w:pPr>
+              <w:snapToGrid w:val="0"/>
               <w:spacing w:after="0" w:line="240" w:lineRule="auto"/>
               <w:jc w:val="center"/>
               <w:rPr>
@@ -2336,9 +2355,6 @@
         </w:tc>
       </w:tr>
       <w:tr>
-        <w:trPr>
-          <w:trHeight w:val="69"/>
-        </w:trPr>
         <w:tc>
           <w:tcPr>
             <w:tcW w:w="1533" w:type="dxa"/>
@@ -2346,6 +2362,7 @@
           </w:tcPr>
           <w:p>
             <w:pPr>
+              <w:snapToGrid w:val="0"/>
               <w:spacing w:after="0" w:line="240" w:lineRule="auto"/>
               <w:jc w:val="center"/>
               <w:rPr>
@@ -2367,6 +2384,7 @@
           </w:tcPr>
           <w:p>
             <w:pPr>
+              <w:snapToGrid w:val="0"/>
               <w:spacing w:after="0" w:line="240" w:lineRule="auto"/>
               <w:jc w:val="center"/>
               <w:rPr>
@@ -2388,6 +2406,7 @@
           </w:tcPr>
           <w:p>
             <w:pPr>
+              <w:snapToGrid w:val="0"/>
               <w:spacing w:after="0" w:line="240" w:lineRule="auto"/>
               <w:jc w:val="center"/>
               <w:rPr>
@@ -2409,6 +2428,7 @@
           </w:tcPr>
           <w:p>
             <w:pPr>
+              <w:snapToGrid w:val="0"/>
               <w:spacing w:after="0" w:line="240" w:lineRule="auto"/>
               <w:jc w:val="center"/>
               <w:rPr>
@@ -2425,9 +2445,6 @@
         </w:tc>
       </w:tr>
       <w:tr>
-        <w:trPr>
-          <w:trHeight w:val="69"/>
-        </w:trPr>
         <w:tc>
           <w:tcPr>
             <w:tcW w:w="1533" w:type="dxa"/>
@@ -2435,6 +2452,7 @@
           </w:tcPr>
           <w:p>
             <w:pPr>
+              <w:snapToGrid w:val="0"/>
               <w:spacing w:after="0" w:line="240" w:lineRule="auto"/>
               <w:jc w:val="center"/>
               <w:rPr>
@@ -2456,6 +2474,7 @@
           </w:tcPr>
           <w:p>
             <w:pPr>
+              <w:snapToGrid w:val="0"/>
               <w:spacing w:after="0" w:line="240" w:lineRule="auto"/>
               <w:jc w:val="center"/>
               <w:rPr>
@@ -2477,6 +2496,7 @@
           </w:tcPr>
           <w:p>
             <w:pPr>
+              <w:snapToGrid w:val="0"/>
               <w:spacing w:after="0" w:line="240" w:lineRule="auto"/>
               <w:jc w:val="center"/>
               <w:rPr>
@@ -2498,6 +2518,7 @@
           </w:tcPr>
           <w:p>
             <w:pPr>
+              <w:snapToGrid w:val="0"/>
               <w:spacing w:after="0" w:line="240" w:lineRule="auto"/>
               <w:jc w:val="center"/>
               <w:rPr>
@@ -2514,9 +2535,6 @@
         </w:tc>
       </w:tr>
       <w:tr>
-        <w:trPr>
-          <w:trHeight w:val="69"/>
-        </w:trPr>
         <w:tc>
           <w:tcPr>
             <w:tcW w:w="1533" w:type="dxa"/>
@@ -2524,6 +2542,7 @@
           </w:tcPr>
           <w:p>
             <w:pPr>
+              <w:snapToGrid w:val="0"/>
               <w:spacing w:after="0" w:line="240" w:lineRule="auto"/>
               <w:jc w:val="center"/>
               <w:rPr>
@@ -2557,6 +2576,7 @@
           </w:tcPr>
           <w:p>
             <w:pPr>
+              <w:snapToGrid w:val="0"/>
               <w:spacing w:after="0" w:line="240" w:lineRule="auto"/>
               <w:jc w:val="center"/>
               <w:rPr>
@@ -2578,6 +2598,7 @@
           </w:tcPr>
           <w:p>
             <w:pPr>
+              <w:snapToGrid w:val="0"/>
               <w:spacing w:after="0" w:line="240" w:lineRule="auto"/>
               <w:jc w:val="center"/>
               <w:rPr>
@@ -2599,6 +2620,7 @@
           </w:tcPr>
           <w:p>
             <w:pPr>
+              <w:snapToGrid w:val="0"/>
               <w:spacing w:after="0" w:line="240" w:lineRule="auto"/>
               <w:jc w:val="center"/>
               <w:rPr>
@@ -2615,9 +2637,6 @@
         </w:tc>
       </w:tr>
       <w:tr>
-        <w:trPr>
-          <w:trHeight w:val="69"/>
-        </w:trPr>
         <w:tc>
           <w:tcPr>
             <w:tcW w:w="1533" w:type="dxa"/>
@@ -2625,6 +2644,7 @@
           </w:tcPr>
           <w:p>
             <w:pPr>
+              <w:snapToGrid w:val="0"/>
               <w:spacing w:after="0" w:line="240" w:lineRule="auto"/>
               <w:jc w:val="center"/>
               <w:rPr>
@@ -2646,6 +2666,7 @@
           </w:tcPr>
           <w:p>
             <w:pPr>
+              <w:snapToGrid w:val="0"/>
               <w:spacing w:after="0" w:line="240" w:lineRule="auto"/>
               <w:jc w:val="center"/>
               <w:rPr>
@@ -2667,6 +2688,7 @@
           </w:tcPr>
           <w:p>
             <w:pPr>
+              <w:snapToGrid w:val="0"/>
               <w:spacing w:after="0" w:line="240" w:lineRule="auto"/>
               <w:jc w:val="center"/>
               <w:rPr>
@@ -2688,6 +2710,7 @@
           </w:tcPr>
           <w:p>
             <w:pPr>
+              <w:snapToGrid w:val="0"/>
               <w:spacing w:after="0" w:line="240" w:lineRule="auto"/>
               <w:jc w:val="center"/>
               <w:rPr>
@@ -2704,9 +2727,6 @@
         </w:tc>
       </w:tr>
       <w:tr>
-        <w:trPr>
-          <w:trHeight w:val="69"/>
-        </w:trPr>
         <w:tc>
           <w:tcPr>
             <w:tcW w:w="10497" w:type="dxa"/>
@@ -2715,6 +2735,7 @@
           </w:tcPr>
           <w:p>
             <w:pPr>
+              <w:snapToGrid w:val="0"/>
               <w:spacing w:after="0" w:line="240" w:lineRule="auto"/>
               <w:jc w:val="both"/>
               <w:rPr>
@@ -2815,9 +2836,6 @@
         </w:tc>
       </w:tr>
       <w:tr>
-        <w:trPr>
-          <w:trHeight w:val="69"/>
-        </w:trPr>
         <w:tc>
           <w:tcPr>
             <w:tcW w:w="1985" w:type="dxa"/>
@@ -2827,6 +2845,7 @@
           <w:p>
             <w:pPr>
               <w:widowControl/>
+              <w:snapToGrid w:val="0"/>
               <w:spacing w:after="0" w:line="240" w:lineRule="auto"/>
               <w:jc w:val="both"/>
               <w:rPr>
@@ -2856,6 +2875,7 @@
           <w:p>
             <w:pPr>
               <w:widowControl/>
+              <w:snapToGrid w:val="0"/>
               <w:spacing w:after="0" w:line="240" w:lineRule="auto"/>
               <w:jc w:val="both"/>
               <w:rPr>
@@ -2901,6 +2921,7 @@
           <w:p>
             <w:pPr>
               <w:widowControl/>
+              <w:snapToGrid w:val="0"/>
               <w:spacing w:after="0" w:line="240" w:lineRule="auto"/>
               <w:jc w:val="both"/>
               <w:rPr>
@@ -2923,9 +2944,6 @@
         </w:tc>
       </w:tr>
       <w:tr>
-        <w:trPr>
-          <w:trHeight w:val="69"/>
-        </w:trPr>
         <w:tc>
           <w:tcPr>
             <w:tcW w:w="1985" w:type="dxa"/>
@@ -2935,6 +2953,7 @@
           <w:p>
             <w:pPr>
               <w:widowControl/>
+              <w:snapToGrid w:val="0"/>
               <w:spacing w:after="0" w:line="240" w:lineRule="auto"/>
               <w:jc w:val="both"/>
               <w:rPr>
@@ -2960,6 +2979,7 @@
           <w:p>
             <w:pPr>
               <w:widowControl/>
+              <w:snapToGrid w:val="0"/>
               <w:spacing w:after="0" w:line="240" w:lineRule="auto"/>
               <w:jc w:val="both"/>
               <w:rPr>
@@ -3015,6 +3035,7 @@
           <w:p>
             <w:pPr>
               <w:widowControl/>
+              <w:snapToGrid w:val="0"/>
               <w:spacing w:after="0" w:line="240" w:lineRule="auto"/>
               <w:jc w:val="both"/>
               <w:rPr>
@@ -3045,9 +3066,6 @@
         </w:tc>
       </w:tr>
       <w:tr>
-        <w:trPr>
-          <w:trHeight w:val="69"/>
-        </w:trPr>
         <w:tc>
           <w:tcPr>
             <w:tcW w:w="1985" w:type="dxa"/>
@@ -3057,6 +3075,7 @@
           <w:p>
             <w:pPr>
               <w:widowControl/>
+              <w:snapToGrid w:val="0"/>
               <w:spacing w:after="0" w:line="240" w:lineRule="auto"/>
               <w:jc w:val="both"/>
               <w:rPr>
@@ -3082,6 +3101,7 @@
           <w:p>
             <w:pPr>
               <w:widowControl/>
+              <w:snapToGrid w:val="0"/>
               <w:spacing w:after="0" w:line="240" w:lineRule="auto"/>
               <w:jc w:val="both"/>
               <w:rPr>
@@ -3137,6 +3157,7 @@
           <w:p>
             <w:pPr>
               <w:widowControl/>
+              <w:snapToGrid w:val="0"/>
               <w:spacing w:after="0" w:line="240" w:lineRule="auto"/>
               <w:jc w:val="both"/>
               <w:rPr>
@@ -3161,9 +3182,6 @@
         </w:tc>
       </w:tr>
       <w:tr>
-        <w:trPr>
-          <w:trHeight w:val="69"/>
-        </w:trPr>
         <w:tc>
           <w:tcPr>
             <w:tcW w:w="1985" w:type="dxa"/>
@@ -3173,6 +3191,7 @@
           <w:p>
             <w:pPr>
               <w:widowControl/>
+              <w:snapToGrid w:val="0"/>
               <w:spacing w:after="0" w:line="240" w:lineRule="auto"/>
               <w:jc w:val="both"/>
               <w:rPr>
@@ -3200,6 +3219,7 @@
           <w:p>
             <w:pPr>
               <w:widowControl/>
+              <w:snapToGrid w:val="0"/>
               <w:spacing w:after="0" w:line="240" w:lineRule="auto"/>
               <w:jc w:val="both"/>
               <w:rPr>
@@ -3257,6 +3277,7 @@
           <w:p>
             <w:pPr>
               <w:widowControl/>
+              <w:snapToGrid w:val="0"/>
               <w:spacing w:after="0" w:line="240" w:lineRule="auto"/>
               <w:jc w:val="both"/>
               <w:rPr>
@@ -3277,9 +3298,6 @@
         </w:tc>
       </w:tr>
       <w:tr>
-        <w:trPr>
-          <w:trHeight w:val="69"/>
-        </w:trPr>
         <w:tc>
           <w:tcPr>
             <w:tcW w:w="1985" w:type="dxa"/>
@@ -3289,6 +3307,7 @@
           <w:p>
             <w:pPr>
               <w:widowControl/>
+              <w:snapToGrid w:val="0"/>
               <w:spacing w:after="0" w:line="240" w:lineRule="auto"/>
               <w:jc w:val="both"/>
               <w:rPr>
@@ -3314,6 +3333,7 @@
           <w:p>
             <w:pPr>
               <w:widowControl/>
+              <w:snapToGrid w:val="0"/>
               <w:spacing w:after="0" w:line="240" w:lineRule="auto"/>
               <w:jc w:val="both"/>
               <w:rPr>
@@ -3357,6 +3377,7 @@
           <w:p>
             <w:pPr>
               <w:widowControl/>
+              <w:snapToGrid w:val="0"/>
               <w:spacing w:after="0" w:line="240" w:lineRule="auto"/>
               <w:jc w:val="both"/>
               <w:rPr>
@@ -3369,9 +3390,6 @@
         </w:tc>
       </w:tr>
       <w:tr>
-        <w:trPr>
-          <w:trHeight w:val="69"/>
-        </w:trPr>
         <w:tc>
           <w:tcPr>
             <w:tcW w:w="1985" w:type="dxa"/>
@@ -3381,6 +3399,7 @@
           <w:p>
             <w:pPr>
               <w:widowControl/>
+              <w:snapToGrid w:val="0"/>
               <w:spacing w:after="0" w:line="240" w:lineRule="auto"/>
               <w:jc w:val="both"/>
               <w:rPr>
@@ -3406,6 +3425,7 @@
           <w:p>
             <w:pPr>
               <w:widowControl/>
+              <w:snapToGrid w:val="0"/>
               <w:spacing w:after="0" w:line="240" w:lineRule="auto"/>
               <w:jc w:val="both"/>
               <w:rPr>
@@ -3449,6 +3469,7 @@
           <w:p>
             <w:pPr>
               <w:widowControl/>
+              <w:snapToGrid w:val="0"/>
               <w:spacing w:after="0" w:line="240" w:lineRule="auto"/>
               <w:jc w:val="both"/>
               <w:rPr>
@@ -3479,9 +3500,6 @@
         </w:tc>
       </w:tr>
       <w:tr>
-        <w:trPr>
-          <w:trHeight w:val="69"/>
-        </w:trPr>
         <w:tc>
           <w:tcPr>
             <w:tcW w:w="10497" w:type="dxa"/>
@@ -3491,6 +3509,7 @@
           <w:p>
             <w:pPr>
               <w:widowControl/>
+              <w:snapToGrid w:val="0"/>
               <w:spacing w:after="0" w:line="240" w:lineRule="auto"/>
               <w:jc w:val="both"/>
               <w:rPr>
@@ -3525,9 +3544,6 @@
         </w:tc>
       </w:tr>
       <w:tr>
-        <w:trPr>
-          <w:trHeight w:val="69"/>
-        </w:trPr>
         <w:tc>
           <w:tcPr>
             <w:tcW w:w="1560" w:type="dxa"/>
@@ -3537,6 +3553,7 @@
           <w:p>
             <w:pPr>
               <w:widowControl/>
+              <w:snapToGrid w:val="0"/>
               <w:spacing w:after="0" w:line="240" w:lineRule="auto"/>
               <w:jc w:val="both"/>
               <w:rPr>
@@ -3566,6 +3583,7 @@
           <w:p>
             <w:pPr>
               <w:widowControl/>
+              <w:snapToGrid w:val="0"/>
               <w:spacing w:after="0" w:line="240" w:lineRule="auto"/>
               <w:jc w:val="both"/>
               <w:rPr>
@@ -3595,6 +3613,7 @@
           <w:p>
             <w:pPr>
               <w:widowControl/>
+              <w:snapToGrid w:val="0"/>
               <w:spacing w:after="0" w:line="240" w:lineRule="auto"/>
               <w:jc w:val="both"/>
               <w:rPr>
@@ -3624,6 +3643,7 @@
           <w:p>
             <w:pPr>
               <w:widowControl/>
+              <w:snapToGrid w:val="0"/>
               <w:spacing w:after="0" w:line="240" w:lineRule="auto"/>
               <w:jc w:val="both"/>
               <w:rPr>
@@ -3646,9 +3666,6 @@
         </w:tc>
       </w:tr>
       <w:tr>
-        <w:trPr>
-          <w:trHeight w:val="69"/>
-        </w:trPr>
         <w:tc>
           <w:tcPr>
             <w:tcW w:w="1560" w:type="dxa"/>
@@ -3658,6 +3675,7 @@
           <w:p>
             <w:pPr>
               <w:widowControl/>
+              <w:snapToGrid w:val="0"/>
               <w:spacing w:after="0" w:line="240" w:lineRule="auto"/>
               <w:jc w:val="both"/>
               <w:rPr>
@@ -3683,6 +3701,7 @@
           <w:p>
             <w:pPr>
               <w:widowControl/>
+              <w:snapToGrid w:val="0"/>
               <w:spacing w:after="0" w:line="240" w:lineRule="auto"/>
               <w:jc w:val="both"/>
               <w:rPr>
@@ -3708,6 +3727,7 @@
           <w:p>
             <w:pPr>
               <w:widowControl/>
+              <w:snapToGrid w:val="0"/>
               <w:spacing w:after="0" w:line="240" w:lineRule="auto"/>
               <w:jc w:val="both"/>
               <w:rPr>
@@ -3733,6 +3753,7 @@
           <w:p>
             <w:pPr>
               <w:widowControl/>
+              <w:snapToGrid w:val="0"/>
               <w:spacing w:after="0" w:line="240" w:lineRule="auto"/>
               <w:jc w:val="both"/>
               <w:rPr>
@@ -3751,9 +3772,6 @@
         </w:tc>
       </w:tr>
       <w:tr>
-        <w:trPr>
-          <w:trHeight w:val="69"/>
-        </w:trPr>
         <w:tc>
           <w:tcPr>
             <w:tcW w:w="1560" w:type="dxa"/>
@@ -3763,6 +3781,7 @@
           <w:p>
             <w:pPr>
               <w:widowControl/>
+              <w:snapToGrid w:val="0"/>
               <w:spacing w:after="0" w:line="240" w:lineRule="auto"/>
               <w:jc w:val="both"/>
               <w:rPr>
@@ -3788,6 +3807,7 @@
           <w:p>
             <w:pPr>
               <w:widowControl/>
+              <w:snapToGrid w:val="0"/>
               <w:spacing w:after="0" w:line="240" w:lineRule="auto"/>
               <w:jc w:val="both"/>
               <w:rPr>
@@ -3813,6 +3833,7 @@
           <w:p>
             <w:pPr>
               <w:widowControl/>
+              <w:snapToGrid w:val="0"/>
               <w:spacing w:after="0" w:line="240" w:lineRule="auto"/>
               <w:jc w:val="both"/>
               <w:rPr>
@@ -3838,6 +3859,7 @@
           <w:p>
             <w:pPr>
               <w:widowControl/>
+              <w:snapToGrid w:val="0"/>
               <w:spacing w:after="0" w:line="240" w:lineRule="auto"/>
               <w:jc w:val="both"/>
               <w:rPr>
@@ -3856,9 +3878,6 @@
         </w:tc>
       </w:tr>
       <w:tr>
-        <w:trPr>
-          <w:trHeight w:val="69"/>
-        </w:trPr>
         <w:tc>
           <w:tcPr>
             <w:tcW w:w="1560" w:type="dxa"/>
@@ -3868,6 +3887,7 @@
           <w:p>
             <w:pPr>
               <w:widowControl/>
+              <w:snapToGrid w:val="0"/>
               <w:spacing w:after="0" w:line="240" w:lineRule="auto"/>
               <w:jc w:val="both"/>
               <w:rPr>
@@ -3905,6 +3925,7 @@
           <w:p>
             <w:pPr>
               <w:widowControl/>
+              <w:snapToGrid w:val="0"/>
               <w:spacing w:after="0" w:line="240" w:lineRule="auto"/>
               <w:jc w:val="both"/>
               <w:rPr>
@@ -3930,6 +3951,7 @@
           <w:p>
             <w:pPr>
               <w:widowControl/>
+              <w:snapToGrid w:val="0"/>
               <w:spacing w:after="0" w:line="240" w:lineRule="auto"/>
               <w:jc w:val="both"/>
               <w:rPr>
@@ -3955,6 +3977,7 @@
           <w:p>
             <w:pPr>
               <w:widowControl/>
+              <w:snapToGrid w:val="0"/>
               <w:spacing w:after="0" w:line="240" w:lineRule="auto"/>
               <w:jc w:val="both"/>
               <w:rPr>
@@ -3973,9 +3996,6 @@
         </w:tc>
       </w:tr>
       <w:tr>
-        <w:trPr>
-          <w:trHeight w:val="69"/>
-        </w:trPr>
         <w:tc>
           <w:tcPr>
             <w:tcW w:w="1560" w:type="dxa"/>
@@ -3985,6 +4005,7 @@
           <w:p>
             <w:pPr>
               <w:widowControl/>
+              <w:snapToGrid w:val="0"/>
               <w:spacing w:after="0" w:line="240" w:lineRule="auto"/>
               <w:jc w:val="both"/>
               <w:rPr>
@@ -3997,7 +4018,6 @@
               <w:rPr>
                 <w:rFonts w:ascii="Times New Roman Regular" w:hAnsi="Times New Roman Regular" w:cs="Times New Roman Regular"/>
               </w:rPr>
-              <w:lastRenderedPageBreak/>
               <w:t>监测频率</w:t>
             </w:r>
           </w:p>
@@ -4011,6 +4031,7 @@
           <w:p>
             <w:pPr>
               <w:widowControl/>
+              <w:snapToGrid w:val="0"/>
               <w:spacing w:after="0" w:line="240" w:lineRule="auto"/>
               <w:jc w:val="both"/>
               <w:rPr>
@@ -4042,6 +4063,7 @@
           <w:p>
             <w:pPr>
               <w:widowControl/>
+              <w:snapToGrid w:val="0"/>
               <w:spacing w:after="0" w:line="240" w:lineRule="auto"/>
               <w:jc w:val="both"/>
               <w:rPr>
@@ -4067,6 +4089,7 @@
           <w:p>
             <w:pPr>
               <w:widowControl/>
+              <w:snapToGrid w:val="0"/>
               <w:spacing w:after="0" w:line="240" w:lineRule="auto"/>
               <w:jc w:val="both"/>
               <w:rPr>
@@ -4085,9 +4108,6 @@
         </w:tc>
       </w:tr>
       <w:tr>
-        <w:trPr>
-          <w:trHeight w:val="69"/>
-        </w:trPr>
         <w:tc>
           <w:tcPr>
             <w:tcW w:w="1560" w:type="dxa"/>
@@ -4097,6 +4117,7 @@
           <w:p>
             <w:pPr>
               <w:widowControl/>
+              <w:snapToGrid w:val="0"/>
               <w:spacing w:after="0" w:line="240" w:lineRule="auto"/>
               <w:jc w:val="both"/>
               <w:rPr>
@@ -4114,6 +4135,7 @@
           <w:p>
             <w:pPr>
               <w:widowControl/>
+              <w:snapToGrid w:val="0"/>
               <w:spacing w:after="0" w:line="240" w:lineRule="auto"/>
               <w:jc w:val="both"/>
               <w:rPr>
@@ -4131,6 +4153,7 @@
           <w:p>
             <w:pPr>
               <w:widowControl/>
+              <w:snapToGrid w:val="0"/>
               <w:spacing w:after="0" w:line="240" w:lineRule="auto"/>
               <w:jc w:val="both"/>
               <w:rPr>
@@ -4148,6 +4171,7 @@
           <w:p>
             <w:pPr>
               <w:widowControl/>
+              <w:snapToGrid w:val="0"/>
               <w:spacing w:after="0" w:line="240" w:lineRule="auto"/>
               <w:jc w:val="both"/>
               <w:rPr>
@@ -4158,9 +4182,6 @@
         </w:tc>
       </w:tr>
       <w:tr>
-        <w:trPr>
-          <w:trHeight w:val="69"/>
-        </w:trPr>
         <w:tc>
           <w:tcPr>
             <w:tcW w:w="1560" w:type="dxa"/>
@@ -4170,6 +4191,7 @@
           <w:p>
             <w:pPr>
               <w:widowControl/>
+              <w:snapToGrid w:val="0"/>
               <w:spacing w:after="0" w:line="240" w:lineRule="auto"/>
               <w:jc w:val="both"/>
               <w:rPr>
@@ -4187,6 +4209,7 @@
           <w:p>
             <w:pPr>
               <w:widowControl/>
+              <w:snapToGrid w:val="0"/>
               <w:spacing w:after="0" w:line="240" w:lineRule="auto"/>
               <w:jc w:val="both"/>
               <w:rPr>
@@ -4204,6 +4227,7 @@
           <w:p>
             <w:pPr>
               <w:widowControl/>
+              <w:snapToGrid w:val="0"/>
               <w:spacing w:after="0" w:line="240" w:lineRule="auto"/>
               <w:jc w:val="both"/>
               <w:rPr>
@@ -4221,6 +4245,7 @@
           <w:p>
             <w:pPr>
               <w:widowControl/>
+              <w:snapToGrid w:val="0"/>
               <w:spacing w:after="0" w:line="240" w:lineRule="auto"/>
               <w:jc w:val="both"/>
               <w:rPr>
@@ -4233,6 +4258,7 @@
     </w:tbl>
     <w:p>
       <w:pPr>
+        <w:snapToGrid w:val="0"/>
         <w:spacing w:after="0" w:line="240" w:lineRule="auto"/>
         <w:rPr>
           <w:rFonts w:ascii="Times New Roman Regular" w:eastAsia="楷体" w:hAnsi="Times New Roman Regular" w:cs="Times New Roman Regular"/>
@@ -4394,6 +4420,7 @@
     </w:p>
     <w:p>
       <w:pPr>
+        <w:snapToGrid w:val="0"/>
         <w:spacing w:after="0" w:line="240" w:lineRule="auto"/>
         <w:rPr>
           <w:rFonts w:ascii="Times New Roman Regular" w:eastAsia="楷体" w:hAnsi="Times New Roman Regular" w:cs="Times New Roman Regular"/>
@@ -4490,6 +4517,7 @@
     </w:p>
     <w:p>
       <w:pPr>
+        <w:snapToGrid w:val="0"/>
         <w:spacing w:after="0" w:line="240" w:lineRule="auto"/>
         <w:rPr>
           <w:rFonts w:ascii="Times New Roman Regular" w:eastAsia="楷体" w:hAnsi="Times New Roman Regular" w:cs="Times New Roman Regular"/>
@@ -4499,6 +4527,7 @@
     </w:p>
     <w:p>
       <w:pPr>
+        <w:snapToGrid w:val="0"/>
         <w:spacing w:after="0" w:line="240" w:lineRule="auto"/>
         <w:rPr>
           <w:rFonts w:ascii="Times New Roman Regular" w:eastAsia="楷体" w:hAnsi="Times New Roman Regular" w:cs="Times New Roman Regular"/>
